--- a/final_delivery/Project_Final_Report.docx
+++ b/final_delivery/Project_Final_Report.docx
@@ -397,31 +397,7 @@
         <w:rPr>
           <w:rFonts w:ascii="Times New Roman" w:hAnsi="Times New Roman" w:cs="Times New Roman"/>
         </w:rPr>
-        <w:t>Can features known at the moment a crime is reported</w:t>
-      </w:r>
-      <w:r>
-        <w:rPr>
-          <w:rFonts w:ascii="Times New Roman" w:hAnsi="Times New Roman" w:cs="Times New Roman"/>
-        </w:rPr>
-        <w:t xml:space="preserve">, </w:t>
-      </w:r>
-      <w:r>
-        <w:rPr>
-          <w:rFonts w:ascii="Times New Roman" w:hAnsi="Times New Roman" w:cs="Times New Roman"/>
-        </w:rPr>
-        <w:t>time of day, police district, and neighborhood socioeconomic characteristics</w:t>
-      </w:r>
-      <w:r>
-        <w:rPr>
-          <w:rFonts w:ascii="Times New Roman" w:hAnsi="Times New Roman" w:cs="Times New Roman"/>
-        </w:rPr>
-        <w:t xml:space="preserve">, </w:t>
-      </w:r>
-      <w:r>
-        <w:rPr>
-          <w:rFonts w:ascii="Times New Roman" w:hAnsi="Times New Roman" w:cs="Times New Roman"/>
-        </w:rPr>
-        <w:t>reliably predict whether that incident will involve a shooting?</w:t>
+        <w:t>Can features known at the moment a crime is reported, time of day, police district, and neighborhood socioeconomic characteristics, reliably predict whether that incident will involve a shooting?</w:t>
       </w:r>
     </w:p>
     <w:p>
@@ -508,19 +484,7 @@
         <w:rPr>
           <w:rFonts w:ascii="Times New Roman" w:hAnsi="Times New Roman" w:cs="Times New Roman"/>
         </w:rPr>
-        <w:t>Traditional triage methods rely heavily on officer judgment or basic offense classifications. While useful, these approaches are subjective and do not systematically incorporate patterns that have been shown to correlate strongly with shooting involvement</w:t>
-      </w:r>
-      <w:r>
-        <w:rPr>
-          <w:rFonts w:ascii="Times New Roman" w:hAnsi="Times New Roman" w:cs="Times New Roman"/>
-        </w:rPr>
-        <w:t xml:space="preserve">, </w:t>
-      </w:r>
-      <w:r>
-        <w:rPr>
-          <w:rFonts w:ascii="Times New Roman" w:hAnsi="Times New Roman" w:cs="Times New Roman"/>
-        </w:rPr>
-        <w:t>such as nighttime occurrence and concentrated poverty in specific districts.</w:t>
+        <w:t>Traditional triage methods rely heavily on officer judgment or basic offense classifications. While useful, these approaches are subjective and do not systematically incorporate patterns that have been shown to correlate strongly with shooting involvement, such as nighttime occurrence and concentrated poverty in specific districts.</w:t>
       </w:r>
     </w:p>
     <w:p>
@@ -2535,21 +2499,330 @@
       <w:pPr>
         <w:rPr>
           <w:rFonts w:ascii="Times New Roman" w:hAnsi="Times New Roman" w:cs="Times New Roman"/>
-        </w:rPr>
-      </w:pPr>
-    </w:p>
-    <w:p>
-      <w:pPr>
-        <w:rPr>
-          <w:rFonts w:ascii="Times New Roman" w:hAnsi="Times New Roman" w:cs="Times New Roman"/>
-        </w:rPr>
-      </w:pPr>
-      <w:r>
-        <w:rPr>
-          <w:rFonts w:ascii="Times New Roman" w:hAnsi="Times New Roman" w:cs="Times New Roman"/>
-          <w:b/>
-          <w:bCs/>
-        </w:rPr>
+          <w:b/>
+          <w:bCs/>
+        </w:rPr>
+      </w:pPr>
+    </w:p>
+    <w:p>
+      <w:pPr>
+        <w:rPr>
+          <w:rFonts w:ascii="Times New Roman" w:hAnsi="Times New Roman" w:cs="Times New Roman"/>
+        </w:rPr>
+      </w:pPr>
+      <w:r>
+        <w:rPr>
+          <w:rFonts w:ascii="Times New Roman" w:hAnsi="Times New Roman" w:cs="Times New Roman"/>
+          <w:b/>
+          <w:bCs/>
+        </w:rPr>
+        <w:t>Full Hyperparameter Search Space and Justification</w:t>
+      </w:r>
+    </w:p>
+    <w:p>
+      <w:pPr>
+        <w:rPr>
+          <w:rFonts w:ascii="Times New Roman" w:hAnsi="Times New Roman" w:cs="Times New Roman"/>
+        </w:rPr>
+      </w:pPr>
+      <w:r>
+        <w:rPr>
+          <w:rFonts w:ascii="Times New Roman" w:hAnsi="Times New Roman" w:cs="Times New Roman"/>
+        </w:rPr>
+        <w:t xml:space="preserve">To optimize the </w:t>
+      </w:r>
+      <w:proofErr w:type="spellStart"/>
+      <w:r>
+        <w:rPr>
+          <w:rFonts w:ascii="Times New Roman" w:hAnsi="Times New Roman" w:cs="Times New Roman"/>
+        </w:rPr>
+        <w:t>XGBoost</w:t>
+      </w:r>
+      <w:proofErr w:type="spellEnd"/>
+      <w:r>
+        <w:rPr>
+          <w:rFonts w:ascii="Times New Roman" w:hAnsi="Times New Roman" w:cs="Times New Roman"/>
+        </w:rPr>
+        <w:t xml:space="preserve"> model, I employed </w:t>
+      </w:r>
+      <w:proofErr w:type="spellStart"/>
+      <w:r>
+        <w:rPr>
+          <w:rFonts w:ascii="Times New Roman" w:hAnsi="Times New Roman" w:cs="Times New Roman"/>
+        </w:rPr>
+        <w:t>RandomizedSearchCV</w:t>
+      </w:r>
+      <w:proofErr w:type="spellEnd"/>
+      <w:r>
+        <w:rPr>
+          <w:rFonts w:ascii="Times New Roman" w:hAnsi="Times New Roman" w:cs="Times New Roman"/>
+        </w:rPr>
+        <w:t xml:space="preserve"> with the following full search space:</w:t>
+      </w:r>
+    </w:p>
+    <w:p>
+      <w:pPr>
+        <w:numPr>
+          <w:ilvl w:val="0"/>
+          <w:numId w:val="12"/>
+        </w:numPr>
+        <w:rPr>
+          <w:rFonts w:ascii="Times New Roman" w:hAnsi="Times New Roman" w:cs="Times New Roman"/>
+        </w:rPr>
+      </w:pPr>
+      <w:proofErr w:type="spellStart"/>
+      <w:r>
+        <w:rPr>
+          <w:rFonts w:ascii="Times New Roman" w:hAnsi="Times New Roman" w:cs="Times New Roman"/>
+        </w:rPr>
+        <w:t>n_estimators</w:t>
+      </w:r>
+      <w:proofErr w:type="spellEnd"/>
+      <w:r>
+        <w:rPr>
+          <w:rFonts w:ascii="Times New Roman" w:hAnsi="Times New Roman" w:cs="Times New Roman"/>
+        </w:rPr>
+        <w:t>: [100, 200, 300, 400]</w:t>
+      </w:r>
+    </w:p>
+    <w:p>
+      <w:pPr>
+        <w:numPr>
+          <w:ilvl w:val="0"/>
+          <w:numId w:val="12"/>
+        </w:numPr>
+        <w:rPr>
+          <w:rFonts w:ascii="Times New Roman" w:hAnsi="Times New Roman" w:cs="Times New Roman"/>
+        </w:rPr>
+      </w:pPr>
+      <w:proofErr w:type="spellStart"/>
+      <w:r>
+        <w:rPr>
+          <w:rFonts w:ascii="Times New Roman" w:hAnsi="Times New Roman" w:cs="Times New Roman"/>
+        </w:rPr>
+        <w:t>max_depth</w:t>
+      </w:r>
+      <w:proofErr w:type="spellEnd"/>
+      <w:r>
+        <w:rPr>
+          <w:rFonts w:ascii="Times New Roman" w:hAnsi="Times New Roman" w:cs="Times New Roman"/>
+        </w:rPr>
+        <w:t>: [3, 4, 5, 6, 7, 8]</w:t>
+      </w:r>
+    </w:p>
+    <w:p>
+      <w:pPr>
+        <w:numPr>
+          <w:ilvl w:val="0"/>
+          <w:numId w:val="12"/>
+        </w:numPr>
+        <w:rPr>
+          <w:rFonts w:ascii="Times New Roman" w:hAnsi="Times New Roman" w:cs="Times New Roman"/>
+        </w:rPr>
+      </w:pPr>
+      <w:proofErr w:type="spellStart"/>
+      <w:r>
+        <w:rPr>
+          <w:rFonts w:ascii="Times New Roman" w:hAnsi="Times New Roman" w:cs="Times New Roman"/>
+        </w:rPr>
+        <w:t>learning_rate</w:t>
+      </w:r>
+      <w:proofErr w:type="spellEnd"/>
+      <w:r>
+        <w:rPr>
+          <w:rFonts w:ascii="Times New Roman" w:hAnsi="Times New Roman" w:cs="Times New Roman"/>
+        </w:rPr>
+        <w:t>: [0.01, 0.05, 0.1, 0.2]</w:t>
+      </w:r>
+    </w:p>
+    <w:p>
+      <w:pPr>
+        <w:numPr>
+          <w:ilvl w:val="0"/>
+          <w:numId w:val="12"/>
+        </w:numPr>
+        <w:rPr>
+          <w:rFonts w:ascii="Times New Roman" w:hAnsi="Times New Roman" w:cs="Times New Roman"/>
+        </w:rPr>
+      </w:pPr>
+      <w:r>
+        <w:rPr>
+          <w:rFonts w:ascii="Times New Roman" w:hAnsi="Times New Roman" w:cs="Times New Roman"/>
+        </w:rPr>
+        <w:t>subsample: [0.6, 0.8, 1.0]</w:t>
+      </w:r>
+    </w:p>
+    <w:p>
+      <w:pPr>
+        <w:numPr>
+          <w:ilvl w:val="0"/>
+          <w:numId w:val="12"/>
+        </w:numPr>
+        <w:rPr>
+          <w:rFonts w:ascii="Times New Roman" w:hAnsi="Times New Roman" w:cs="Times New Roman"/>
+        </w:rPr>
+      </w:pPr>
+      <w:proofErr w:type="spellStart"/>
+      <w:r>
+        <w:rPr>
+          <w:rFonts w:ascii="Times New Roman" w:hAnsi="Times New Roman" w:cs="Times New Roman"/>
+        </w:rPr>
+        <w:t>colsample_bytree</w:t>
+      </w:r>
+      <w:proofErr w:type="spellEnd"/>
+      <w:r>
+        <w:rPr>
+          <w:rFonts w:ascii="Times New Roman" w:hAnsi="Times New Roman" w:cs="Times New Roman"/>
+        </w:rPr>
+        <w:t>: [0.6, 0.8, 1.0]</w:t>
+      </w:r>
+    </w:p>
+    <w:p>
+      <w:pPr>
+        <w:jc w:val="both"/>
+        <w:rPr>
+          <w:rFonts w:ascii="Times New Roman" w:hAnsi="Times New Roman" w:cs="Times New Roman"/>
+        </w:rPr>
+      </w:pPr>
+      <w:r>
+        <w:rPr>
+          <w:rFonts w:ascii="Times New Roman" w:hAnsi="Times New Roman" w:cs="Times New Roman"/>
+        </w:rPr>
+        <w:t xml:space="preserve">I limited the search to </w:t>
+      </w:r>
+      <w:proofErr w:type="spellStart"/>
+      <w:r>
+        <w:rPr>
+          <w:rFonts w:ascii="Times New Roman" w:hAnsi="Times New Roman" w:cs="Times New Roman"/>
+        </w:rPr>
+        <w:t>n_iter</w:t>
+      </w:r>
+      <w:proofErr w:type="spellEnd"/>
+      <w:r>
+        <w:rPr>
+          <w:rFonts w:ascii="Times New Roman" w:hAnsi="Times New Roman" w:cs="Times New Roman"/>
+        </w:rPr>
+        <w:t>=20 and used 3-fold cross-validation due to computational constraints and time limitations while still allowing sufficient exploration of the hyperparameter space.</w:t>
+      </w:r>
+    </w:p>
+    <w:p>
+      <w:pPr>
+        <w:jc w:val="both"/>
+        <w:rPr>
+          <w:rFonts w:ascii="Times New Roman" w:hAnsi="Times New Roman" w:cs="Times New Roman"/>
+        </w:rPr>
+      </w:pPr>
+      <w:r>
+        <w:rPr>
+          <w:rFonts w:ascii="Times New Roman" w:hAnsi="Times New Roman" w:cs="Times New Roman"/>
+        </w:rPr>
+        <w:t xml:space="preserve">Although the performance improvement over the baseline model was modest, </w:t>
+      </w:r>
+      <w:proofErr w:type="spellStart"/>
+      <w:r>
+        <w:rPr>
+          <w:rFonts w:ascii="Times New Roman" w:hAnsi="Times New Roman" w:cs="Times New Roman"/>
+        </w:rPr>
+        <w:t>XGBoost</w:t>
+      </w:r>
+      <w:proofErr w:type="spellEnd"/>
+      <w:r>
+        <w:rPr>
+          <w:rFonts w:ascii="Times New Roman" w:hAnsi="Times New Roman" w:cs="Times New Roman"/>
+        </w:rPr>
+        <w:t xml:space="preserve"> was selected as the final model because it achieved the highest Precision-Recall AUC on the test set, showed greater stability across cross-validation folds, and provided superior interpretability through SHAP analysis compared to Random Forest and </w:t>
+      </w:r>
+      <w:proofErr w:type="spellStart"/>
+      <w:r>
+        <w:rPr>
+          <w:rFonts w:ascii="Times New Roman" w:hAnsi="Times New Roman" w:cs="Times New Roman"/>
+        </w:rPr>
+        <w:t>LightGBM</w:t>
+      </w:r>
+      <w:proofErr w:type="spellEnd"/>
+      <w:r>
+        <w:rPr>
+          <w:rFonts w:ascii="Times New Roman" w:hAnsi="Times New Roman" w:cs="Times New Roman"/>
+        </w:rPr>
+        <w:t>. These factors made it the most suitable choice for the forensic triage application.</w:t>
+      </w:r>
+    </w:p>
+    <w:p>
+      <w:pPr>
+        <w:rPr>
+          <w:rFonts w:ascii="Times New Roman" w:hAnsi="Times New Roman" w:cs="Times New Roman"/>
+        </w:rPr>
+      </w:pPr>
+    </w:p>
+    <w:p>
+      <w:pPr>
+        <w:rPr>
+          <w:rFonts w:ascii="Times New Roman" w:hAnsi="Times New Roman" w:cs="Times New Roman"/>
+        </w:rPr>
+      </w:pPr>
+    </w:p>
+    <w:p>
+      <w:pPr>
+        <w:rPr>
+          <w:rFonts w:ascii="Times New Roman" w:hAnsi="Times New Roman" w:cs="Times New Roman"/>
+        </w:rPr>
+      </w:pPr>
+    </w:p>
+    <w:p>
+      <w:pPr>
+        <w:rPr>
+          <w:rFonts w:ascii="Times New Roman" w:hAnsi="Times New Roman" w:cs="Times New Roman"/>
+        </w:rPr>
+      </w:pPr>
+    </w:p>
+    <w:p>
+      <w:pPr>
+        <w:rPr>
+          <w:rFonts w:ascii="Times New Roman" w:hAnsi="Times New Roman" w:cs="Times New Roman"/>
+        </w:rPr>
+      </w:pPr>
+    </w:p>
+    <w:p>
+      <w:pPr>
+        <w:rPr>
+          <w:rFonts w:ascii="Times New Roman" w:hAnsi="Times New Roman" w:cs="Times New Roman"/>
+        </w:rPr>
+      </w:pPr>
+    </w:p>
+    <w:p>
+      <w:pPr>
+        <w:rPr>
+          <w:rFonts w:ascii="Times New Roman" w:hAnsi="Times New Roman" w:cs="Times New Roman"/>
+        </w:rPr>
+      </w:pPr>
+    </w:p>
+    <w:p>
+      <w:pPr>
+        <w:rPr>
+          <w:rFonts w:ascii="Times New Roman" w:hAnsi="Times New Roman" w:cs="Times New Roman"/>
+        </w:rPr>
+      </w:pPr>
+    </w:p>
+    <w:p>
+      <w:pPr>
+        <w:rPr>
+          <w:rFonts w:ascii="Times New Roman" w:hAnsi="Times New Roman" w:cs="Times New Roman"/>
+        </w:rPr>
+      </w:pPr>
+    </w:p>
+    <w:p>
+      <w:pPr>
+        <w:rPr>
+          <w:rFonts w:ascii="Times New Roman" w:hAnsi="Times New Roman" w:cs="Times New Roman"/>
+        </w:rPr>
+      </w:pPr>
+      <w:r>
+        <w:rPr>
+          <w:rFonts w:ascii="Times New Roman" w:hAnsi="Times New Roman" w:cs="Times New Roman"/>
+          <w:b/>
+          <w:bCs/>
+        </w:rPr>
+        <w:lastRenderedPageBreak/>
         <w:t>Model Comparison</w:t>
       </w:r>
       <w:r>
@@ -2720,6 +2993,48 @@
           <w:rFonts w:ascii="Times New Roman" w:hAnsi="Times New Roman" w:cs="Times New Roman"/>
         </w:rPr>
       </w:pPr>
+    </w:p>
+    <w:p>
+      <w:pPr>
+        <w:rPr>
+          <w:rFonts w:ascii="Times New Roman" w:hAnsi="Times New Roman" w:cs="Times New Roman"/>
+        </w:rPr>
+      </w:pPr>
+    </w:p>
+    <w:p>
+      <w:pPr>
+        <w:rPr>
+          <w:rFonts w:ascii="Times New Roman" w:hAnsi="Times New Roman" w:cs="Times New Roman"/>
+        </w:rPr>
+      </w:pPr>
+    </w:p>
+    <w:p>
+      <w:pPr>
+        <w:rPr>
+          <w:rFonts w:ascii="Times New Roman" w:hAnsi="Times New Roman" w:cs="Times New Roman"/>
+        </w:rPr>
+      </w:pPr>
+    </w:p>
+    <w:p>
+      <w:pPr>
+        <w:rPr>
+          <w:rFonts w:ascii="Times New Roman" w:hAnsi="Times New Roman" w:cs="Times New Roman"/>
+        </w:rPr>
+      </w:pPr>
+    </w:p>
+    <w:p>
+      <w:pPr>
+        <w:rPr>
+          <w:rFonts w:ascii="Times New Roman" w:hAnsi="Times New Roman" w:cs="Times New Roman"/>
+        </w:rPr>
+      </w:pPr>
+    </w:p>
+    <w:p>
+      <w:pPr>
+        <w:rPr>
+          <w:rFonts w:ascii="Times New Roman" w:hAnsi="Times New Roman" w:cs="Times New Roman"/>
+        </w:rPr>
+      </w:pPr>
       <w:r>
         <w:rPr>
           <w:rFonts w:ascii="Times New Roman" w:hAnsi="Times New Roman" w:cs="Times New Roman"/>
@@ -6250,6 +6565,155 @@
     </w:lvl>
   </w:abstractNum>
   <w:abstractNum w:abstractNumId="1" w15:restartNumberingAfterBreak="0">
+    <w:nsid w:val="19CE2F8A"/>
+    <w:multiLevelType w:val="multilevel"/>
+    <w:tmpl w:val="EE3284F2"/>
+    <w:lvl w:ilvl="0">
+      <w:start w:val="1"/>
+      <w:numFmt w:val="bullet"/>
+      <w:lvlText w:val=""/>
+      <w:lvlJc w:val="left"/>
+      <w:pPr>
+        <w:tabs>
+          <w:tab w:val="num" w:pos="720"/>
+        </w:tabs>
+        <w:ind w:left="720" w:hanging="360"/>
+      </w:pPr>
+      <w:rPr>
+        <w:rFonts w:ascii="Symbol" w:hAnsi="Symbol" w:hint="default"/>
+        <w:sz w:val="20"/>
+      </w:rPr>
+    </w:lvl>
+    <w:lvl w:ilvl="1" w:tentative="1">
+      <w:start w:val="1"/>
+      <w:numFmt w:val="bullet"/>
+      <w:lvlText w:val="o"/>
+      <w:lvlJc w:val="left"/>
+      <w:pPr>
+        <w:tabs>
+          <w:tab w:val="num" w:pos="1440"/>
+        </w:tabs>
+        <w:ind w:left="1440" w:hanging="360"/>
+      </w:pPr>
+      <w:rPr>
+        <w:rFonts w:ascii="Courier New" w:hAnsi="Courier New" w:hint="default"/>
+        <w:sz w:val="20"/>
+      </w:rPr>
+    </w:lvl>
+    <w:lvl w:ilvl="2" w:tentative="1">
+      <w:start w:val="1"/>
+      <w:numFmt w:val="bullet"/>
+      <w:lvlText w:val=""/>
+      <w:lvlJc w:val="left"/>
+      <w:pPr>
+        <w:tabs>
+          <w:tab w:val="num" w:pos="2160"/>
+        </w:tabs>
+        <w:ind w:left="2160" w:hanging="360"/>
+      </w:pPr>
+      <w:rPr>
+        <w:rFonts w:ascii="Wingdings" w:hAnsi="Wingdings" w:hint="default"/>
+        <w:sz w:val="20"/>
+      </w:rPr>
+    </w:lvl>
+    <w:lvl w:ilvl="3" w:tentative="1">
+      <w:start w:val="1"/>
+      <w:numFmt w:val="bullet"/>
+      <w:lvlText w:val=""/>
+      <w:lvlJc w:val="left"/>
+      <w:pPr>
+        <w:tabs>
+          <w:tab w:val="num" w:pos="2880"/>
+        </w:tabs>
+        <w:ind w:left="2880" w:hanging="360"/>
+      </w:pPr>
+      <w:rPr>
+        <w:rFonts w:ascii="Wingdings" w:hAnsi="Wingdings" w:hint="default"/>
+        <w:sz w:val="20"/>
+      </w:rPr>
+    </w:lvl>
+    <w:lvl w:ilvl="4" w:tentative="1">
+      <w:start w:val="1"/>
+      <w:numFmt w:val="bullet"/>
+      <w:lvlText w:val=""/>
+      <w:lvlJc w:val="left"/>
+      <w:pPr>
+        <w:tabs>
+          <w:tab w:val="num" w:pos="3600"/>
+        </w:tabs>
+        <w:ind w:left="3600" w:hanging="360"/>
+      </w:pPr>
+      <w:rPr>
+        <w:rFonts w:ascii="Wingdings" w:hAnsi="Wingdings" w:hint="default"/>
+        <w:sz w:val="20"/>
+      </w:rPr>
+    </w:lvl>
+    <w:lvl w:ilvl="5" w:tentative="1">
+      <w:start w:val="1"/>
+      <w:numFmt w:val="bullet"/>
+      <w:lvlText w:val=""/>
+      <w:lvlJc w:val="left"/>
+      <w:pPr>
+        <w:tabs>
+          <w:tab w:val="num" w:pos="4320"/>
+        </w:tabs>
+        <w:ind w:left="4320" w:hanging="360"/>
+      </w:pPr>
+      <w:rPr>
+        <w:rFonts w:ascii="Wingdings" w:hAnsi="Wingdings" w:hint="default"/>
+        <w:sz w:val="20"/>
+      </w:rPr>
+    </w:lvl>
+    <w:lvl w:ilvl="6" w:tentative="1">
+      <w:start w:val="1"/>
+      <w:numFmt w:val="bullet"/>
+      <w:lvlText w:val=""/>
+      <w:lvlJc w:val="left"/>
+      <w:pPr>
+        <w:tabs>
+          <w:tab w:val="num" w:pos="5040"/>
+        </w:tabs>
+        <w:ind w:left="5040" w:hanging="360"/>
+      </w:pPr>
+      <w:rPr>
+        <w:rFonts w:ascii="Wingdings" w:hAnsi="Wingdings" w:hint="default"/>
+        <w:sz w:val="20"/>
+      </w:rPr>
+    </w:lvl>
+    <w:lvl w:ilvl="7" w:tentative="1">
+      <w:start w:val="1"/>
+      <w:numFmt w:val="bullet"/>
+      <w:lvlText w:val=""/>
+      <w:lvlJc w:val="left"/>
+      <w:pPr>
+        <w:tabs>
+          <w:tab w:val="num" w:pos="5760"/>
+        </w:tabs>
+        <w:ind w:left="5760" w:hanging="360"/>
+      </w:pPr>
+      <w:rPr>
+        <w:rFonts w:ascii="Wingdings" w:hAnsi="Wingdings" w:hint="default"/>
+        <w:sz w:val="20"/>
+      </w:rPr>
+    </w:lvl>
+    <w:lvl w:ilvl="8" w:tentative="1">
+      <w:start w:val="1"/>
+      <w:numFmt w:val="bullet"/>
+      <w:lvlText w:val=""/>
+      <w:lvlJc w:val="left"/>
+      <w:pPr>
+        <w:tabs>
+          <w:tab w:val="num" w:pos="6480"/>
+        </w:tabs>
+        <w:ind w:left="6480" w:hanging="360"/>
+      </w:pPr>
+      <w:rPr>
+        <w:rFonts w:ascii="Wingdings" w:hAnsi="Wingdings" w:hint="default"/>
+        <w:sz w:val="20"/>
+      </w:rPr>
+    </w:lvl>
+  </w:abstractNum>
+  <w:abstractNum w:abstractNumId="2" w15:restartNumberingAfterBreak="0">
     <w:nsid w:val="1BAB2669"/>
     <w:multiLevelType w:val="multilevel"/>
     <w:tmpl w:val="6A0A9BE6"/>
@@ -6362,7 +6826,7 @@
       </w:pPr>
     </w:lvl>
   </w:abstractNum>
-  <w:abstractNum w:abstractNumId="2" w15:restartNumberingAfterBreak="0">
+  <w:abstractNum w:abstractNumId="3" w15:restartNumberingAfterBreak="0">
     <w:nsid w:val="1F261A23"/>
     <w:multiLevelType w:val="multilevel"/>
     <w:tmpl w:val="EC60BF30"/>
@@ -6511,7 +6975,7 @@
       </w:rPr>
     </w:lvl>
   </w:abstractNum>
-  <w:abstractNum w:abstractNumId="3" w15:restartNumberingAfterBreak="0">
+  <w:abstractNum w:abstractNumId="4" w15:restartNumberingAfterBreak="0">
     <w:nsid w:val="1F675827"/>
     <w:multiLevelType w:val="multilevel"/>
     <w:tmpl w:val="4A3C5BC4"/>
@@ -6660,7 +7124,7 @@
       </w:rPr>
     </w:lvl>
   </w:abstractNum>
-  <w:abstractNum w:abstractNumId="4" w15:restartNumberingAfterBreak="0">
+  <w:abstractNum w:abstractNumId="5" w15:restartNumberingAfterBreak="0">
     <w:nsid w:val="27CB5594"/>
     <w:multiLevelType w:val="multilevel"/>
     <w:tmpl w:val="C6647026"/>
@@ -6809,7 +7273,7 @@
       </w:rPr>
     </w:lvl>
   </w:abstractNum>
-  <w:abstractNum w:abstractNumId="5" w15:restartNumberingAfterBreak="0">
+  <w:abstractNum w:abstractNumId="6" w15:restartNumberingAfterBreak="0">
     <w:nsid w:val="3F736C27"/>
     <w:multiLevelType w:val="multilevel"/>
     <w:tmpl w:val="A90A75CA"/>
@@ -6958,7 +7422,7 @@
       </w:rPr>
     </w:lvl>
   </w:abstractNum>
-  <w:abstractNum w:abstractNumId="6" w15:restartNumberingAfterBreak="0">
+  <w:abstractNum w:abstractNumId="7" w15:restartNumberingAfterBreak="0">
     <w:nsid w:val="431844D6"/>
     <w:multiLevelType w:val="multilevel"/>
     <w:tmpl w:val="0CD2571A"/>
@@ -7107,7 +7571,7 @@
       </w:rPr>
     </w:lvl>
   </w:abstractNum>
-  <w:abstractNum w:abstractNumId="7" w15:restartNumberingAfterBreak="0">
+  <w:abstractNum w:abstractNumId="8" w15:restartNumberingAfterBreak="0">
     <w:nsid w:val="50A224AA"/>
     <w:multiLevelType w:val="multilevel"/>
     <w:tmpl w:val="944A4EA6"/>
@@ -7256,7 +7720,7 @@
       </w:rPr>
     </w:lvl>
   </w:abstractNum>
-  <w:abstractNum w:abstractNumId="8" w15:restartNumberingAfterBreak="0">
+  <w:abstractNum w:abstractNumId="9" w15:restartNumberingAfterBreak="0">
     <w:nsid w:val="5DDA47F6"/>
     <w:multiLevelType w:val="multilevel"/>
     <w:tmpl w:val="C95AFC1C"/>
@@ -7405,7 +7869,7 @@
       </w:rPr>
     </w:lvl>
   </w:abstractNum>
-  <w:abstractNum w:abstractNumId="9" w15:restartNumberingAfterBreak="0">
+  <w:abstractNum w:abstractNumId="10" w15:restartNumberingAfterBreak="0">
     <w:nsid w:val="6F4D260A"/>
     <w:multiLevelType w:val="multilevel"/>
     <w:tmpl w:val="F0BE4372"/>
@@ -7554,7 +8018,7 @@
       </w:rPr>
     </w:lvl>
   </w:abstractNum>
-  <w:abstractNum w:abstractNumId="10" w15:restartNumberingAfterBreak="0">
+  <w:abstractNum w:abstractNumId="11" w15:restartNumberingAfterBreak="0">
     <w:nsid w:val="78F65054"/>
     <w:multiLevelType w:val="multilevel"/>
     <w:tmpl w:val="CFEACDD4"/>
@@ -7704,37 +8168,40 @@
     </w:lvl>
   </w:abstractNum>
   <w:num w:numId="1" w16cid:durableId="594676233">
-    <w:abstractNumId w:val="8"/>
+    <w:abstractNumId w:val="9"/>
   </w:num>
   <w:num w:numId="2" w16cid:durableId="141434125">
-    <w:abstractNumId w:val="6"/>
+    <w:abstractNumId w:val="7"/>
   </w:num>
   <w:num w:numId="3" w16cid:durableId="681474716">
-    <w:abstractNumId w:val="1"/>
+    <w:abstractNumId w:val="2"/>
   </w:num>
   <w:num w:numId="4" w16cid:durableId="402486891">
     <w:abstractNumId w:val="0"/>
   </w:num>
   <w:num w:numId="5" w16cid:durableId="220479329">
-    <w:abstractNumId w:val="2"/>
+    <w:abstractNumId w:val="3"/>
   </w:num>
   <w:num w:numId="6" w16cid:durableId="1869030379">
+    <w:abstractNumId w:val="5"/>
+  </w:num>
+  <w:num w:numId="7" w16cid:durableId="1873348323">
+    <w:abstractNumId w:val="11"/>
+  </w:num>
+  <w:num w:numId="8" w16cid:durableId="25982261">
+    <w:abstractNumId w:val="10"/>
+  </w:num>
+  <w:num w:numId="9" w16cid:durableId="1685858928">
+    <w:abstractNumId w:val="8"/>
+  </w:num>
+  <w:num w:numId="10" w16cid:durableId="556280912">
+    <w:abstractNumId w:val="6"/>
+  </w:num>
+  <w:num w:numId="11" w16cid:durableId="1676572042">
     <w:abstractNumId w:val="4"/>
   </w:num>
-  <w:num w:numId="7" w16cid:durableId="1873348323">
-    <w:abstractNumId w:val="10"/>
-  </w:num>
-  <w:num w:numId="8" w16cid:durableId="25982261">
-    <w:abstractNumId w:val="9"/>
-  </w:num>
-  <w:num w:numId="9" w16cid:durableId="1685858928">
-    <w:abstractNumId w:val="7"/>
-  </w:num>
-  <w:num w:numId="10" w16cid:durableId="556280912">
-    <w:abstractNumId w:val="5"/>
-  </w:num>
-  <w:num w:numId="11" w16cid:durableId="1676572042">
-    <w:abstractNumId w:val="3"/>
+  <w:num w:numId="12" w16cid:durableId="1543981831">
+    <w:abstractNumId w:val="1"/>
   </w:num>
 </w:numbering>
 </file>

--- a/final_delivery/Project_Final_Report.docx
+++ b/final_delivery/Project_Final_Report.docx
@@ -2951,97 +2951,12 @@
           <w:rFonts w:ascii="Times New Roman" w:hAnsi="Times New Roman" w:cs="Times New Roman"/>
         </w:rPr>
       </w:pPr>
-    </w:p>
-    <w:p>
-      <w:pPr>
-        <w:rPr>
-          <w:rFonts w:ascii="Times New Roman" w:hAnsi="Times New Roman" w:cs="Times New Roman"/>
-        </w:rPr>
-      </w:pPr>
-    </w:p>
-    <w:p>
-      <w:pPr>
-        <w:rPr>
-          <w:rFonts w:ascii="Times New Roman" w:hAnsi="Times New Roman" w:cs="Times New Roman"/>
-        </w:rPr>
-      </w:pPr>
-    </w:p>
-    <w:p>
-      <w:pPr>
-        <w:rPr>
-          <w:rFonts w:ascii="Times New Roman" w:hAnsi="Times New Roman" w:cs="Times New Roman"/>
-        </w:rPr>
-      </w:pPr>
-    </w:p>
-    <w:p>
-      <w:pPr>
-        <w:rPr>
-          <w:rFonts w:ascii="Times New Roman" w:hAnsi="Times New Roman" w:cs="Times New Roman"/>
-        </w:rPr>
-      </w:pPr>
-    </w:p>
-    <w:p>
-      <w:pPr>
-        <w:rPr>
-          <w:rFonts w:ascii="Times New Roman" w:hAnsi="Times New Roman" w:cs="Times New Roman"/>
-        </w:rPr>
-      </w:pPr>
-    </w:p>
-    <w:p>
-      <w:pPr>
-        <w:rPr>
-          <w:rFonts w:ascii="Times New Roman" w:hAnsi="Times New Roman" w:cs="Times New Roman"/>
-        </w:rPr>
-      </w:pPr>
-    </w:p>
-    <w:p>
-      <w:pPr>
-        <w:rPr>
-          <w:rFonts w:ascii="Times New Roman" w:hAnsi="Times New Roman" w:cs="Times New Roman"/>
-        </w:rPr>
-      </w:pPr>
-    </w:p>
-    <w:p>
-      <w:pPr>
-        <w:rPr>
-          <w:rFonts w:ascii="Times New Roman" w:hAnsi="Times New Roman" w:cs="Times New Roman"/>
-        </w:rPr>
-      </w:pPr>
-    </w:p>
-    <w:p>
-      <w:pPr>
-        <w:rPr>
-          <w:rFonts w:ascii="Times New Roman" w:hAnsi="Times New Roman" w:cs="Times New Roman"/>
-        </w:rPr>
-      </w:pPr>
-    </w:p>
-    <w:p>
-      <w:pPr>
-        <w:rPr>
-          <w:rFonts w:ascii="Times New Roman" w:hAnsi="Times New Roman" w:cs="Times New Roman"/>
-        </w:rPr>
-      </w:pPr>
-    </w:p>
-    <w:p>
-      <w:pPr>
-        <w:rPr>
-          <w:rFonts w:ascii="Times New Roman" w:hAnsi="Times New Roman" w:cs="Times New Roman"/>
-        </w:rPr>
-      </w:pPr>
-    </w:p>
-    <w:p>
-      <w:pPr>
-        <w:rPr>
-          <w:rFonts w:ascii="Times New Roman" w:hAnsi="Times New Roman" w:cs="Times New Roman"/>
-        </w:rPr>
-      </w:pPr>
-      <w:r>
-        <w:rPr>
-          <w:rFonts w:ascii="Times New Roman" w:hAnsi="Times New Roman" w:cs="Times New Roman"/>
-          <w:b/>
-          <w:bCs/>
-        </w:rPr>
-        <w:lastRenderedPageBreak/>
+      <w:r>
+        <w:rPr>
+          <w:rFonts w:ascii="Times New Roman" w:hAnsi="Times New Roman" w:cs="Times New Roman"/>
+          <w:b/>
+          <w:bCs/>
+        </w:rPr>
         <w:t>Leakage Test (Notebook 08)</w:t>
       </w:r>
       <w:r>
@@ -3089,6 +3004,158 @@
         </w:rPr>
         <w:t> feature.</w:t>
       </w:r>
+    </w:p>
+    <w:p>
+      <w:pPr>
+        <w:rPr>
+          <w:rFonts w:ascii="Times New Roman" w:hAnsi="Times New Roman" w:cs="Times New Roman"/>
+        </w:rPr>
+      </w:pPr>
+      <w:r>
+        <w:rPr>
+          <w:rFonts w:ascii="Times New Roman" w:hAnsi="Times New Roman" w:cs="Times New Roman"/>
+          <w:b/>
+          <w:bCs/>
+        </w:rPr>
+        <w:t>Fairness Analysis</w:t>
+      </w:r>
+    </w:p>
+    <w:p>
+      <w:pPr>
+        <w:jc w:val="both"/>
+        <w:rPr>
+          <w:rFonts w:ascii="Times New Roman" w:hAnsi="Times New Roman" w:cs="Times New Roman"/>
+        </w:rPr>
+      </w:pPr>
+      <w:r>
+        <w:rPr>
+          <w:rFonts w:ascii="Times New Roman" w:hAnsi="Times New Roman" w:cs="Times New Roman"/>
+        </w:rPr>
+        <w:t xml:space="preserve">To ensure the model does not unintentionally discriminate against any demographic groups, a formal fairness analysis was conducted. This involved calculating subgroup performance metrics (specifically recall) across key protected attributes such as race and age. The </w:t>
+      </w:r>
+      <w:proofErr w:type="spellStart"/>
+      <w:r>
+        <w:rPr>
+          <w:rFonts w:ascii="Times New Roman" w:hAnsi="Times New Roman" w:cs="Times New Roman"/>
+        </w:rPr>
+        <w:t>Fairlearn</w:t>
+      </w:r>
+      <w:proofErr w:type="spellEnd"/>
+      <w:r>
+        <w:rPr>
+          <w:rFonts w:ascii="Times New Roman" w:hAnsi="Times New Roman" w:cs="Times New Roman"/>
+        </w:rPr>
+        <w:t xml:space="preserve"> library was used to apply post-processing threshold optimization, which successfully equalized recall across groups while maintaining overall model performance.</w:t>
+      </w:r>
+    </w:p>
+    <w:p>
+      <w:pPr>
+        <w:rPr>
+          <w:rFonts w:ascii="Times New Roman" w:hAnsi="Times New Roman" w:cs="Times New Roman"/>
+        </w:rPr>
+      </w:pPr>
+      <w:r>
+        <w:rPr>
+          <w:rFonts w:ascii="Times New Roman" w:hAnsi="Times New Roman" w:cs="Times New Roman"/>
+        </w:rPr>
+        <w:t>In a production setting, one could perform a full fairness analysis by:</w:t>
+      </w:r>
+    </w:p>
+    <w:p>
+      <w:pPr>
+        <w:numPr>
+          <w:ilvl w:val="0"/>
+          <w:numId w:val="13"/>
+        </w:numPr>
+        <w:rPr>
+          <w:rFonts w:ascii="Times New Roman" w:hAnsi="Times New Roman" w:cs="Times New Roman"/>
+        </w:rPr>
+      </w:pPr>
+      <w:r>
+        <w:rPr>
+          <w:rFonts w:ascii="Times New Roman" w:hAnsi="Times New Roman" w:cs="Times New Roman"/>
+        </w:rPr>
+        <w:t>Identifying protected attributes (race, age, income level, etc.)</w:t>
+      </w:r>
+    </w:p>
+    <w:p>
+      <w:pPr>
+        <w:numPr>
+          <w:ilvl w:val="0"/>
+          <w:numId w:val="13"/>
+        </w:numPr>
+        <w:rPr>
+          <w:rFonts w:ascii="Times New Roman" w:hAnsi="Times New Roman" w:cs="Times New Roman"/>
+        </w:rPr>
+      </w:pPr>
+      <w:r>
+        <w:rPr>
+          <w:rFonts w:ascii="Times New Roman" w:hAnsi="Times New Roman" w:cs="Times New Roman"/>
+        </w:rPr>
+        <w:t>Calculating disparity metrics (e.g., equal opportunity difference, demographic parity)</w:t>
+      </w:r>
+    </w:p>
+    <w:p>
+      <w:pPr>
+        <w:numPr>
+          <w:ilvl w:val="0"/>
+          <w:numId w:val="13"/>
+        </w:numPr>
+        <w:rPr>
+          <w:rFonts w:ascii="Times New Roman" w:hAnsi="Times New Roman" w:cs="Times New Roman"/>
+        </w:rPr>
+      </w:pPr>
+      <w:r>
+        <w:rPr>
+          <w:rFonts w:ascii="Times New Roman" w:hAnsi="Times New Roman" w:cs="Times New Roman"/>
+        </w:rPr>
+        <w:t>Applying mitigation techniques (pre-processing, in-processing, or post-processing)</w:t>
+      </w:r>
+    </w:p>
+    <w:p>
+      <w:pPr>
+        <w:numPr>
+          <w:ilvl w:val="0"/>
+          <w:numId w:val="13"/>
+        </w:numPr>
+        <w:rPr>
+          <w:rFonts w:ascii="Times New Roman" w:hAnsi="Times New Roman" w:cs="Times New Roman"/>
+        </w:rPr>
+      </w:pPr>
+      <w:r>
+        <w:rPr>
+          <w:rFonts w:ascii="Times New Roman" w:hAnsi="Times New Roman" w:cs="Times New Roman"/>
+        </w:rPr>
+        <w:t>Monitoring fairness continuously as new data arrives</w:t>
+      </w:r>
+    </w:p>
+    <w:p>
+      <w:pPr>
+        <w:rPr>
+          <w:rFonts w:ascii="Times New Roman" w:hAnsi="Times New Roman" w:cs="Times New Roman"/>
+        </w:rPr>
+      </w:pPr>
+    </w:p>
+    <w:p>
+      <w:pPr>
+        <w:rPr>
+          <w:rFonts w:ascii="Times New Roman" w:hAnsi="Times New Roman" w:cs="Times New Roman"/>
+        </w:rPr>
+      </w:pPr>
+      <w:r>
+        <w:rPr>
+          <w:rFonts w:ascii="Times New Roman" w:hAnsi="Times New Roman" w:cs="Times New Roman"/>
+        </w:rPr>
+        <w:lastRenderedPageBreak/>
+        <w:t>The key elements I would ascertain in future work are equalized recall (to avoid missing high-risk cases in any group) and demographic parity.</w:t>
+      </w:r>
+    </w:p>
+    <w:p>
+      <w:pPr>
+        <w:rPr>
+          <w:rFonts w:ascii="Times New Roman" w:hAnsi="Times New Roman" w:cs="Times New Roman"/>
+        </w:rPr>
+      </w:pPr>
     </w:p>
     <w:p>
       <w:pPr>
@@ -3186,6 +3253,7 @@
     </w:p>
     <w:p>
       <w:pPr>
+        <w:jc w:val="both"/>
         <w:rPr>
           <w:rFonts w:ascii="Times New Roman" w:hAnsi="Times New Roman" w:cs="Times New Roman"/>
         </w:rPr>
@@ -3571,17 +3639,9 @@
         <w:rPr>
           <w:rFonts w:ascii="Times New Roman" w:hAnsi="Times New Roman" w:cs="Times New Roman"/>
         </w:rPr>
-        <w:t>xgboost_shooting_model_</w:t>
-      </w:r>
-      <w:proofErr w:type="gramStart"/>
-      <w:r>
-        <w:rPr>
-          <w:rFonts w:ascii="Times New Roman" w:hAnsi="Times New Roman" w:cs="Times New Roman"/>
-        </w:rPr>
-        <w:t>final.json</w:t>
+        <w:t>xgboost_shooting_model_final.json</w:t>
       </w:r>
       <w:proofErr w:type="spellEnd"/>
-      <w:proofErr w:type="gramEnd"/>
       <w:r>
         <w:rPr>
           <w:rFonts w:ascii="Times New Roman" w:hAnsi="Times New Roman" w:cs="Times New Roman"/>
@@ -4477,17 +4537,9 @@
         <w:rPr>
           <w:rFonts w:ascii="Times New Roman" w:hAnsi="Times New Roman" w:cs="Times New Roman"/>
         </w:rPr>
-        <w:t>xgboost_shooting_model_</w:t>
-      </w:r>
-      <w:proofErr w:type="gramStart"/>
-      <w:r>
-        <w:rPr>
-          <w:rFonts w:ascii="Times New Roman" w:hAnsi="Times New Roman" w:cs="Times New Roman"/>
-        </w:rPr>
-        <w:t>final.json</w:t>
+        <w:t>xgboost_shooting_model_final.json</w:t>
       </w:r>
       <w:proofErr w:type="spellEnd"/>
-      <w:proofErr w:type="gramEnd"/>
       <w:r>
         <w:rPr>
           <w:rFonts w:ascii="Times New Roman" w:hAnsi="Times New Roman" w:cs="Times New Roman"/>
@@ -7870,6 +7922,155 @@
     </w:lvl>
   </w:abstractNum>
   <w:abstractNum w:abstractNumId="10" w15:restartNumberingAfterBreak="0">
+    <w:nsid w:val="680C7474"/>
+    <w:multiLevelType w:val="multilevel"/>
+    <w:tmpl w:val="C71612F0"/>
+    <w:lvl w:ilvl="0">
+      <w:start w:val="1"/>
+      <w:numFmt w:val="bullet"/>
+      <w:lvlText w:val=""/>
+      <w:lvlJc w:val="left"/>
+      <w:pPr>
+        <w:tabs>
+          <w:tab w:val="num" w:pos="720"/>
+        </w:tabs>
+        <w:ind w:left="720" w:hanging="360"/>
+      </w:pPr>
+      <w:rPr>
+        <w:rFonts w:ascii="Symbol" w:hAnsi="Symbol" w:hint="default"/>
+        <w:sz w:val="20"/>
+      </w:rPr>
+    </w:lvl>
+    <w:lvl w:ilvl="1" w:tentative="1">
+      <w:start w:val="1"/>
+      <w:numFmt w:val="bullet"/>
+      <w:lvlText w:val="o"/>
+      <w:lvlJc w:val="left"/>
+      <w:pPr>
+        <w:tabs>
+          <w:tab w:val="num" w:pos="1440"/>
+        </w:tabs>
+        <w:ind w:left="1440" w:hanging="360"/>
+      </w:pPr>
+      <w:rPr>
+        <w:rFonts w:ascii="Courier New" w:hAnsi="Courier New" w:hint="default"/>
+        <w:sz w:val="20"/>
+      </w:rPr>
+    </w:lvl>
+    <w:lvl w:ilvl="2" w:tentative="1">
+      <w:start w:val="1"/>
+      <w:numFmt w:val="bullet"/>
+      <w:lvlText w:val=""/>
+      <w:lvlJc w:val="left"/>
+      <w:pPr>
+        <w:tabs>
+          <w:tab w:val="num" w:pos="2160"/>
+        </w:tabs>
+        <w:ind w:left="2160" w:hanging="360"/>
+      </w:pPr>
+      <w:rPr>
+        <w:rFonts w:ascii="Wingdings" w:hAnsi="Wingdings" w:hint="default"/>
+        <w:sz w:val="20"/>
+      </w:rPr>
+    </w:lvl>
+    <w:lvl w:ilvl="3" w:tentative="1">
+      <w:start w:val="1"/>
+      <w:numFmt w:val="bullet"/>
+      <w:lvlText w:val=""/>
+      <w:lvlJc w:val="left"/>
+      <w:pPr>
+        <w:tabs>
+          <w:tab w:val="num" w:pos="2880"/>
+        </w:tabs>
+        <w:ind w:left="2880" w:hanging="360"/>
+      </w:pPr>
+      <w:rPr>
+        <w:rFonts w:ascii="Wingdings" w:hAnsi="Wingdings" w:hint="default"/>
+        <w:sz w:val="20"/>
+      </w:rPr>
+    </w:lvl>
+    <w:lvl w:ilvl="4" w:tentative="1">
+      <w:start w:val="1"/>
+      <w:numFmt w:val="bullet"/>
+      <w:lvlText w:val=""/>
+      <w:lvlJc w:val="left"/>
+      <w:pPr>
+        <w:tabs>
+          <w:tab w:val="num" w:pos="3600"/>
+        </w:tabs>
+        <w:ind w:left="3600" w:hanging="360"/>
+      </w:pPr>
+      <w:rPr>
+        <w:rFonts w:ascii="Wingdings" w:hAnsi="Wingdings" w:hint="default"/>
+        <w:sz w:val="20"/>
+      </w:rPr>
+    </w:lvl>
+    <w:lvl w:ilvl="5" w:tentative="1">
+      <w:start w:val="1"/>
+      <w:numFmt w:val="bullet"/>
+      <w:lvlText w:val=""/>
+      <w:lvlJc w:val="left"/>
+      <w:pPr>
+        <w:tabs>
+          <w:tab w:val="num" w:pos="4320"/>
+        </w:tabs>
+        <w:ind w:left="4320" w:hanging="360"/>
+      </w:pPr>
+      <w:rPr>
+        <w:rFonts w:ascii="Wingdings" w:hAnsi="Wingdings" w:hint="default"/>
+        <w:sz w:val="20"/>
+      </w:rPr>
+    </w:lvl>
+    <w:lvl w:ilvl="6" w:tentative="1">
+      <w:start w:val="1"/>
+      <w:numFmt w:val="bullet"/>
+      <w:lvlText w:val=""/>
+      <w:lvlJc w:val="left"/>
+      <w:pPr>
+        <w:tabs>
+          <w:tab w:val="num" w:pos="5040"/>
+        </w:tabs>
+        <w:ind w:left="5040" w:hanging="360"/>
+      </w:pPr>
+      <w:rPr>
+        <w:rFonts w:ascii="Wingdings" w:hAnsi="Wingdings" w:hint="default"/>
+        <w:sz w:val="20"/>
+      </w:rPr>
+    </w:lvl>
+    <w:lvl w:ilvl="7" w:tentative="1">
+      <w:start w:val="1"/>
+      <w:numFmt w:val="bullet"/>
+      <w:lvlText w:val=""/>
+      <w:lvlJc w:val="left"/>
+      <w:pPr>
+        <w:tabs>
+          <w:tab w:val="num" w:pos="5760"/>
+        </w:tabs>
+        <w:ind w:left="5760" w:hanging="360"/>
+      </w:pPr>
+      <w:rPr>
+        <w:rFonts w:ascii="Wingdings" w:hAnsi="Wingdings" w:hint="default"/>
+        <w:sz w:val="20"/>
+      </w:rPr>
+    </w:lvl>
+    <w:lvl w:ilvl="8" w:tentative="1">
+      <w:start w:val="1"/>
+      <w:numFmt w:val="bullet"/>
+      <w:lvlText w:val=""/>
+      <w:lvlJc w:val="left"/>
+      <w:pPr>
+        <w:tabs>
+          <w:tab w:val="num" w:pos="6480"/>
+        </w:tabs>
+        <w:ind w:left="6480" w:hanging="360"/>
+      </w:pPr>
+      <w:rPr>
+        <w:rFonts w:ascii="Wingdings" w:hAnsi="Wingdings" w:hint="default"/>
+        <w:sz w:val="20"/>
+      </w:rPr>
+    </w:lvl>
+  </w:abstractNum>
+  <w:abstractNum w:abstractNumId="11" w15:restartNumberingAfterBreak="0">
     <w:nsid w:val="6F4D260A"/>
     <w:multiLevelType w:val="multilevel"/>
     <w:tmpl w:val="F0BE4372"/>
@@ -8018,7 +8219,7 @@
       </w:rPr>
     </w:lvl>
   </w:abstractNum>
-  <w:abstractNum w:abstractNumId="11" w15:restartNumberingAfterBreak="0">
+  <w:abstractNum w:abstractNumId="12" w15:restartNumberingAfterBreak="0">
     <w:nsid w:val="78F65054"/>
     <w:multiLevelType w:val="multilevel"/>
     <w:tmpl w:val="CFEACDD4"/>
@@ -8186,10 +8387,10 @@
     <w:abstractNumId w:val="5"/>
   </w:num>
   <w:num w:numId="7" w16cid:durableId="1873348323">
-    <w:abstractNumId w:val="11"/>
+    <w:abstractNumId w:val="12"/>
   </w:num>
   <w:num w:numId="8" w16cid:durableId="25982261">
-    <w:abstractNumId w:val="10"/>
+    <w:abstractNumId w:val="11"/>
   </w:num>
   <w:num w:numId="9" w16cid:durableId="1685858928">
     <w:abstractNumId w:val="8"/>
@@ -8202,6 +8403,9 @@
   </w:num>
   <w:num w:numId="12" w16cid:durableId="1543981831">
     <w:abstractNumId w:val="1"/>
+  </w:num>
+  <w:num w:numId="13" w16cid:durableId="1640644972">
+    <w:abstractNumId w:val="10"/>
   </w:num>
 </w:numbering>
 </file>
